--- a/cd/doc/changes/ZintegrowaneZPodrecznikiem/202604.Wydanie202604_DowolnaFraza_LOV.docx
+++ b/cd/doc/changes/ZintegrowaneZPodrecznikiem/202604.Wydanie202604_DowolnaFraza_LOV.docx
@@ -79,8 +79,6 @@
         <w:jc w:val="both"/>
       </w:pPr>
     </w:p>
-    <w:bookmarkStart w:id="0" w:name="_GoBack"/>
-    <w:bookmarkEnd w:id="0"/>
     <w:p>
       <w:pPr>
         <w:pStyle w:val="Spistreci1"/>
@@ -457,11 +455,11 @@
       <w:pPr>
         <w:pStyle w:val="Nagwek1"/>
       </w:pPr>
-      <w:bookmarkStart w:id="1" w:name="_Toc227043783"/>
+      <w:bookmarkStart w:id="0" w:name="_Toc227043783"/>
       <w:r>
         <w:t>Dowolna fraza</w:t>
       </w:r>
-      <w:bookmarkEnd w:id="1"/>
+      <w:bookmarkEnd w:id="0"/>
     </w:p>
     <w:p>
       <w:pPr>
@@ -2289,11 +2287,11 @@
       <w:pPr>
         <w:pStyle w:val="Nagwek1"/>
       </w:pPr>
-      <w:bookmarkStart w:id="2" w:name="_Toc227043784"/>
+      <w:bookmarkStart w:id="1" w:name="_Toc227043784"/>
       <w:r>
         <w:t>Poprawka: Nagłówek</w:t>
       </w:r>
-      <w:bookmarkEnd w:id="2"/>
+      <w:bookmarkEnd w:id="1"/>
     </w:p>
     <w:p>
       <w:r>
@@ -2303,6 +2301,9 @@
     <w:p/>
     <w:p>
       <w:r>
+        <w:rPr>
+          <w:noProof/>
+        </w:rPr>
         <w:drawing>
           <wp:inline distT="0" distB="0" distL="0" distR="0" wp14:anchorId="1583C479" wp14:editId="1FBFBE0B">
             <wp:extent cx="5972810" cy="1950085"/>
@@ -2344,11 +2345,11 @@
       <w:pPr>
         <w:pStyle w:val="Nagwek1"/>
       </w:pPr>
-      <w:bookmarkStart w:id="3" w:name="_Toc227043785"/>
+      <w:bookmarkStart w:id="2" w:name="_Toc227043785"/>
       <w:r>
         <w:t>Poprawka: Komunikat</w:t>
       </w:r>
-      <w:bookmarkEnd w:id="3"/>
+      <w:bookmarkEnd w:id="2"/>
     </w:p>
     <w:p>
       <w:r>
@@ -2415,7 +2416,7 @@
       <w:pPr>
         <w:pStyle w:val="Nagwek1"/>
       </w:pPr>
-      <w:bookmarkStart w:id="4" w:name="_Toc227043786"/>
+      <w:bookmarkStart w:id="3" w:name="_Toc227043786"/>
       <w:r>
         <w:lastRenderedPageBreak/>
         <w:t>Poprawka:</w:t>
@@ -2423,7 +2424,7 @@
       <w:r>
         <w:t xml:space="preserve"> PERID niepoprawny identyfikator</w:t>
       </w:r>
-      <w:bookmarkEnd w:id="4"/>
+      <w:bookmarkEnd w:id="3"/>
     </w:p>
     <w:p>
       <w:r>
@@ -2495,11 +2496,11 @@
       <w:pPr>
         <w:pStyle w:val="Nagwek1"/>
       </w:pPr>
-      <w:bookmarkStart w:id="5" w:name="_Toc227043787"/>
+      <w:bookmarkStart w:id="4" w:name="_Toc227043787"/>
       <w:r>
         <w:t>Cello – ulepszenie</w:t>
       </w:r>
-      <w:bookmarkEnd w:id="5"/>
+      <w:bookmarkEnd w:id="4"/>
     </w:p>
     <w:p>
       <w:r>
@@ -2518,9 +2519,124 @@
         <w:t>kilkuset kalendarzach.</w:t>
       </w:r>
     </w:p>
+    <w:p>
+      <w:pPr>
+        <w:pStyle w:val="Nagwek1"/>
+      </w:pPr>
+      <w:r>
+        <w:t>Ulepszenie: Gdzie mogę przenieść zajęcie</w:t>
+      </w:r>
+    </w:p>
+    <w:p>
+      <w:r>
+        <w:t>Ulepszono sposób funkcjonowania przycisku „Gdzie mogę przenieść zajęcie”</w:t>
+      </w:r>
+    </w:p>
+    <w:p>
+      <w:bookmarkStart w:id="5" w:name="_GoBack"/>
+      <w:bookmarkEnd w:id="5"/>
+    </w:p>
+    <w:p>
+      <w:r>
+        <w:t>Aby dowiedzieć się, dokąd można przenieść zaplanowane zajęcie, naciskamy ten przycisk.</w:t>
+      </w:r>
+    </w:p>
+    <w:p/>
+    <w:p>
+      <w:r>
+        <w:rPr>
+          <w:noProof/>
+        </w:rPr>
+        <w:drawing>
+          <wp:inline distT="0" distB="0" distL="0" distR="0" wp14:anchorId="1FEAE0A9" wp14:editId="10B97EC7">
+            <wp:extent cx="5760720" cy="1095676"/>
+            <wp:effectExtent l="0" t="0" r="0" b="0"/>
+            <wp:docPr id="15" name="Obraz 15"/>
+            <wp:cNvGraphicFramePr>
+              <a:graphicFrameLocks xmlns:a="http://schemas.openxmlformats.org/drawingml/2006/main" noChangeAspect="1"/>
+            </wp:cNvGraphicFramePr>
+            <a:graphic xmlns:a="http://schemas.openxmlformats.org/drawingml/2006/main">
+              <a:graphicData uri="http://schemas.openxmlformats.org/drawingml/2006/picture">
+                <pic:pic xmlns:pic="http://schemas.openxmlformats.org/drawingml/2006/picture">
+                  <pic:nvPicPr>
+                    <pic:cNvPr id="0" name=""/>
+                    <pic:cNvPicPr/>
+                  </pic:nvPicPr>
+                  <pic:blipFill>
+                    <a:blip r:embed="rId17"/>
+                    <a:stretch>
+                      <a:fillRect/>
+                    </a:stretch>
+                  </pic:blipFill>
+                  <pic:spPr>
+                    <a:xfrm>
+                      <a:off x="0" y="0"/>
+                      <a:ext cx="5760720" cy="1095676"/>
+                    </a:xfrm>
+                    <a:prstGeom prst="rect">
+                      <a:avLst/>
+                    </a:prstGeom>
+                  </pic:spPr>
+                </pic:pic>
+              </a:graphicData>
+            </a:graphic>
+          </wp:inline>
+        </w:drawing>
+      </w:r>
+    </w:p>
+    <w:p/>
+    <w:p>
+      <w:r>
+        <w:t>W efekcie na ekranie zobaczymy kolorowe kropki w miejscach, gdzie przeniesienie jest niedozwolone:</w:t>
+      </w:r>
+    </w:p>
+    <w:p/>
+    <w:p>
+      <w:r>
+        <w:rPr>
+          <w:noProof/>
+        </w:rPr>
+        <w:drawing>
+          <wp:inline distT="0" distB="0" distL="0" distR="0" wp14:anchorId="3741416E" wp14:editId="5D77E815">
+            <wp:extent cx="5760720" cy="1385366"/>
+            <wp:effectExtent l="0" t="0" r="0" b="0"/>
+            <wp:docPr id="932" name="Obraz 932"/>
+            <wp:cNvGraphicFramePr>
+              <a:graphicFrameLocks xmlns:a="http://schemas.openxmlformats.org/drawingml/2006/main" noChangeAspect="1"/>
+            </wp:cNvGraphicFramePr>
+            <a:graphic xmlns:a="http://schemas.openxmlformats.org/drawingml/2006/main">
+              <a:graphicData uri="http://schemas.openxmlformats.org/drawingml/2006/picture">
+                <pic:pic xmlns:pic="http://schemas.openxmlformats.org/drawingml/2006/picture">
+                  <pic:nvPicPr>
+                    <pic:cNvPr id="0" name=""/>
+                    <pic:cNvPicPr/>
+                  </pic:nvPicPr>
+                  <pic:blipFill>
+                    <a:blip r:embed="rId18"/>
+                    <a:stretch>
+                      <a:fillRect/>
+                    </a:stretch>
+                  </pic:blipFill>
+                  <pic:spPr>
+                    <a:xfrm>
+                      <a:off x="0" y="0"/>
+                      <a:ext cx="5760720" cy="1385366"/>
+                    </a:xfrm>
+                    <a:prstGeom prst="rect">
+                      <a:avLst/>
+                    </a:prstGeom>
+                  </pic:spPr>
+                </pic:pic>
+              </a:graphicData>
+            </a:graphic>
+          </wp:inline>
+        </w:drawing>
+      </w:r>
+    </w:p>
+    <w:p/>
     <w:sectPr>
-      <w:headerReference w:type="default" r:id="rId17"/>
-      <w:footerReference w:type="default" r:id="rId18"/>
+      <w:headerReference w:type="default" r:id="rId19"/>
+      <w:footerReference w:type="default" r:id="rId20"/>
       <w:type w:val="continuous"/>
       <w:pgSz w:w="11906" w:h="16838"/>
       <w:pgMar w:top="957" w:right="1133" w:bottom="1418" w:left="993" w:header="142" w:footer="565" w:gutter="0"/>
@@ -2580,7 +2696,7 @@
           <w:rPr>
             <w:noProof/>
           </w:rPr>
-          <w:t>1</w:t>
+          <w:t>4</w:t>
         </w:r>
         <w:r>
           <w:fldChar w:fldCharType="end"/>
@@ -9768,7 +9884,7 @@
 </file>
 
 <file path=customXml/itemProps1.xml><?xml version="1.0" encoding="utf-8"?>
-<ds:datastoreItem xmlns:ds="http://schemas.openxmlformats.org/officeDocument/2006/customXml" ds:itemID="{B1AECC26-269E-4FAD-9C2B-5828710EAC91}">
+<ds:datastoreItem xmlns:ds="http://schemas.openxmlformats.org/officeDocument/2006/customXml" ds:itemID="{49AA9E1B-39D3-411D-8ED8-74D36B0622EA}">
   <ds:schemaRefs>
     <ds:schemaRef ds:uri="http://schemas.openxmlformats.org/officeDocument/2006/bibliography"/>
   </ds:schemaRefs>
